--- a/word_reports/LP_0409_위치_475_Dr. Alban_Look Who's Talk.docx
+++ b/word_reports/LP_0409_위치_475_Dr. Alban_Look Who's Talk.docx
@@ -4,7 +4,7 @@
   <w:body>
     <w:p>
       <w:pPr>
-        <w:spacing w:after="280"/>
+        <w:spacing w:after="80"/>
       </w:pPr>
       <w:r>
         <w:rPr w:rFonts="맑은 고딕">
@@ -13,94 +13,47 @@
           <w:color w:val="1E3A8A"/>
           <w:sz w:val="30"/>
         </w:rPr>
-        <w:t>[475] Dr. Alban - Look Who's Talking! (The Remix) /45rpm</w:t>
+        <w:t>Dr. Alban (알반 박사) - Look Who's Talking! (The Remix) /45rpm</w:t>
       </w:r>
     </w:p>
     <w:p>
       <w:pPr>
-        <w:spacing w:after="320"/>
+        <w:spacing w:after="240"/>
       </w:pPr>
       <w:r>
         <w:rPr w:rFonts="맑은 고딕">
           <w:rFonts w:ascii="맑은 고딕" w:hAnsi="맑은 고딕" w:eastAsia="맑은 고딕"/>
           <w:b/>
-          <w:sz w:val="20"/>
+          <w:color w:val="4B5563"/>
+          <w:sz w:val="22"/>
         </w:rPr>
-        <w:t>■ 위치 : 475</w:t>
-        <w:br/>
-      </w:r>
-      <w:r>
-        <w:rPr w:rFonts="맑은 고딕">
-          <w:rFonts w:ascii="맑은 고딕" w:hAnsi="맑은 고딕" w:eastAsia="맑은 고딕"/>
-          <w:b/>
-          <w:sz w:val="20"/>
-        </w:rPr>
-        <w:t>■ 아티스트 : Dr. Alban</w:t>
-        <w:br/>
-      </w:r>
-      <w:r>
-        <w:rPr w:rFonts="맑은 고딕">
-          <w:rFonts w:ascii="맑은 고딕" w:hAnsi="맑은 고딕" w:eastAsia="맑은 고딕"/>
-          <w:b/>
-          <w:sz w:val="20"/>
-        </w:rPr>
-        <w:t>■ 앨범명 : Look Who's Talking! (The Remix) /45rpm</w:t>
-        <w:br/>
-      </w:r>
-      <w:r>
-        <w:rPr w:rFonts="맑은 고딕">
-          <w:rFonts w:ascii="맑은 고딕" w:hAnsi="맑은 고딕" w:eastAsia="맑은 고딕"/>
-          <w:b w:val="0"/>
-          <w:sz w:val="20"/>
-        </w:rPr>
-        <w:t>■ 음반 레이블 : Cheiron / BMG Ariola</w:t>
-        <w:br/>
-      </w:r>
-      <w:r>
-        <w:rPr w:rFonts="맑은 고딕">
-          <w:rFonts w:ascii="맑은 고딕" w:hAnsi="맑은 고딕" w:eastAsia="맑은 고딕"/>
-          <w:b w:val="0"/>
-          <w:sz w:val="20"/>
-        </w:rPr>
-        <w:t>■ 발매년도 : 1994</w:t>
-        <w:br/>
-      </w:r>
-      <w:r>
-        <w:rPr w:rFonts="맑은 고딕">
-          <w:rFonts w:ascii="맑은 고딕" w:hAnsi="맑은 고딕" w:eastAsia="맑은 고딕"/>
-          <w:b w:val="0"/>
-          <w:sz w:val="20"/>
-        </w:rPr>
-        <w:t>■ 장르 : 유로댄스 (Eurodance), 힙하우스 (Hip-House), 레게 퓨전 (Reggae Fusion)</w:t>
-        <w:br/>
-      </w:r>
-      <w:r>
-        <w:rPr w:rFonts="맑은 고딕">
-          <w:rFonts w:ascii="맑은 고딕" w:hAnsi="맑은 고딕" w:eastAsia="맑은 고딕"/>
-          <w:b w:val="0"/>
-          <w:sz w:val="20"/>
-        </w:rPr>
-        <w:t>■ 주요 수록곡 : 1. Look Who's Talking! (Straight Outta Kenya Mix)</w:t>
-        <w:br/>
+        <w:t>위치 :  475</w:t>
       </w:r>
     </w:p>
     <w:p>
       <w:pPr>
-        <w:spacing w:after="160"/>
+        <w:spacing w:line="324" w:lineRule="auto" w:before="80" w:after="160"/>
       </w:pPr>
       <w:r>
         <w:rPr w:rFonts="맑은 고딕">
           <w:rFonts w:ascii="맑은 고딕" w:hAnsi="맑은 고딕" w:eastAsia="맑은 고딕"/>
           <w:b/>
           <w:color w:val="1F2937"/>
-          <w:sz w:val="24"/>
+          <w:sz w:val="22"/>
         </w:rPr>
-        <w:t>■ 음반 해설 및 감상 가이드</w:t>
+        <w:t xml:space="preserve">[음반 소개] </w:t>
+      </w:r>
+      <w:r>
+        <w:rPr w:rFonts="맑은 고딕">
+          <w:rFonts w:ascii="맑은 고딕" w:hAnsi="맑은 고딕" w:eastAsia="맑은 고딕"/>
+          <w:b w:val="0"/>
+          <w:sz w:val="21"/>
+        </w:rPr>
       </w:r>
     </w:p>
     <w:p>
       <w:pPr>
-        <w:spacing w:line="312" w:lineRule="auto" w:after="120"/>
+        <w:spacing w:line="324" w:lineRule="auto" w:after="120"/>
       </w:pPr>
       <w:r>
         <w:rPr w:rFonts="맑은 고딕">
@@ -108,51 +61,516 @@
           <w:b w:val="0"/>
           <w:sz w:val="21"/>
         </w:rPr>
-        <w:t>1990년대 초반 전 세계 팝 씬을 강력한 비트로 사로잡았던 유로댄스(Eurodance) 열풍의 중심에는 나이지리아 출신의 치과의사라는 이색적인 이력을 지닌 아티스트 닥터 알반(Dr. Alban)이 있었습니다. 1994년에 발표된 &lt;Look Who's Talking!&gt;은 그의 세 번째 스튜디오 앨범의 동명 타이틀곡으로, 전작 &lt;It's My Life&gt;와 &lt;Sing Hallelujah!&gt;의 세계적인 대성공을 이어가며 그의 음악적 입지를 한층 더 공고히 다진 명작입니다. 특히 본 45rpm 맥시 싱글(Maxi Single) 리믹스 LP는 당시 댄스 클럽 씬과 DJ, 그리고 오디오파일 애호가들을 겨냥하여 원곡의 역동적인 에너지를 한층 극대화하여 재해석한 특별한 기획반입니다.</w:t>
+        <w:t>1990년대 초반 전 세계를 강타했던 유로댄스의 황금기 속에서 아프리카의 원초적인 리듬과 북유럽의 세련된 팝 감각을 하나로 융합해 낸 불멸의 명반입니다. 치과의사 출신이라는 독특한 이력을 지닌 닥터 알반이 명 프로듀서 데니즈 팝(Denniz Pop)과 조우하여 빚어낸 이 작품은, 시대의 국경을 넘어 댄스 플로어에 지적인 활력과 뜨거운 해방감을 동시에 선사했습니다. 특히 45rpm 바이닐 포맷 특유의 폭넓은 다이내믹 레인지와 깊이 있는 베이스는 아날로그 음향의 진정한 쾌감을 일깨우며 지금까지도 클래식 팝 애호가들에게 진한 전율을 남깁니다.</w:t>
       </w:r>
     </w:p>
     <w:p>
       <w:pPr>
-        <w:spacing w:line="312" w:lineRule="auto" w:after="120"/>
+        <w:spacing w:line="324" w:lineRule="auto" w:before="200" w:after="80"/>
       </w:pPr>
+      <w:r>
+        <w:rPr w:rFonts="맑은 고딕">
+          <w:rFonts w:ascii="맑은 고딕" w:hAnsi="맑은 고딕" w:eastAsia="맑은 고딕"/>
+          <w:b/>
+          <w:color w:val="1E3A8A"/>
+          <w:sz w:val="24"/>
+        </w:rPr>
+        <w:t>1. 음반 데이터</w:t>
+      </w:r>
+    </w:p>
+    <w:p>
+      <w:pPr>
+        <w:spacing w:line="324" w:lineRule="auto" w:after="80"/>
+      </w:pPr>
+      <w:r>
+        <w:rPr w:rFonts="맑은 고딕">
+          <w:rFonts w:ascii="맑은 고딕" w:hAnsi="맑은 고딕" w:eastAsia="맑은 고딕"/>
+          <w:b w:val="0"/>
+          <w:color w:val="6B7280"/>
+          <w:sz w:val="21"/>
+        </w:rPr>
+        <w:t xml:space="preserve">· </w:t>
+      </w:r>
+      <w:r>
+        <w:rPr w:rFonts="맑은 고딕">
+          <w:rFonts w:ascii="맑은 고딕" w:hAnsi="맑은 고딕" w:eastAsia="맑은 고딕"/>
+          <w:b/>
+          <w:color w:val="1F2937"/>
+          <w:sz w:val="21"/>
+        </w:rPr>
+        <w:t xml:space="preserve">앨범명: </w:t>
+      </w:r>
       <w:r>
         <w:rPr w:rFonts="맑은 고딕">
           <w:rFonts w:ascii="맑은 고딕" w:hAnsi="맑은 고딕" w:eastAsia="맑은 고딕"/>
           <w:b w:val="0"/>
           <w:sz w:val="21"/>
         </w:rPr>
-        <w:t>본 음반의 음악적 핵심은 스웨덴의 전설적인 프로듀서 데니즈 팝(Denniz Pop)이 이끄는 체이론(Cheiron) 스튜디오의 정교한 프로덕션과 닥터 알반 특유의 보컬 스타일이 이뤄낸 완벽한 결합에 있습니다. 닥터 알반의 묵직하면서도 리드미컬한 토스팅(Toasting) 보컬은 아프리카 본연의 원초적 정서와 레게 챈트를 결합해 독보적인 유니크함을 자아냅니다. 여기에 웅장하고 중독성 있는 여성 코러스 라인과 강렬한 신디사이저 베이스라인이 더해져 청각적 쾌감을 선사합니다. 특히 12인치 45rpm 포맷 특유의 넓은 그루브 간격은 음원의 다이내믹 레인지를 극대화하여, 단단한 저음역대의 타격감과 명료한 고음역의 사운드를 아날로그 질감으로 충실히 구현해 냅니다.</w:t>
+        <w:t>Look Who's Talking! (The Remix) /45rpm</w:t>
       </w:r>
     </w:p>
     <w:p>
       <w:pPr>
-        <w:spacing w:line="312" w:lineRule="auto" w:after="120"/>
+        <w:spacing w:line="324" w:lineRule="auto" w:after="80"/>
       </w:pPr>
+      <w:r>
+        <w:rPr w:rFonts="맑은 고딕">
+          <w:rFonts w:ascii="맑은 고딕" w:hAnsi="맑은 고딕" w:eastAsia="맑은 고딕"/>
+          <w:b w:val="0"/>
+          <w:color w:val="6B7280"/>
+          <w:sz w:val="21"/>
+        </w:rPr>
+        <w:t xml:space="preserve">· </w:t>
+      </w:r>
+      <w:r>
+        <w:rPr w:rFonts="맑은 고딕">
+          <w:rFonts w:ascii="맑은 고딕" w:hAnsi="맑은 고딕" w:eastAsia="맑은 고딕"/>
+          <w:b/>
+          <w:color w:val="1F2937"/>
+          <w:sz w:val="21"/>
+        </w:rPr>
+        <w:t xml:space="preserve">아티스트: </w:t>
+      </w:r>
       <w:r>
         <w:rPr w:rFonts="맑은 고딕">
           <w:rFonts w:ascii="맑은 고딕" w:hAnsi="맑은 고딕" w:eastAsia="맑은 고딕"/>
           <w:b w:val="0"/>
           <w:sz w:val="21"/>
         </w:rPr>
-        <w:t>수록된 리믹스 트랙들은 각기 다른 트랙 메이킹을 통해 다채로운 감상의 즐거움을 제공합니다. 대표 리믹스인 'Straight Outta Kenya Mix'는 아프리카 전통 타악기 리듬을 전면에 내세워 이국적이고 강렬한 유기적 에너지를 배가시켰으며, 'Stone's Club Mix'는 테크노와 딥 하우스의 요소를 가미해 보다 세련되고 몰입감 넘치는 클럽 사운드를 완성해 냈습니다. 원곡이 가진 캐치한 팝적 훅(Hook)을 유지하면서도 각 리믹스마다 개성 있는 악기 구성과 비트 변주를 시도하여, LP 면을 따라 바늘이 지나가는 내내 지루할 틈 없는 입체적인 사운드 스펙트럼을 펼쳐냅니다.</w:t>
+        <w:t>Dr. Alban (알반 박사)</w:t>
       </w:r>
     </w:p>
     <w:p>
       <w:pPr>
-        <w:spacing w:line="312" w:lineRule="auto" w:after="120"/>
+        <w:spacing w:line="324" w:lineRule="auto" w:after="80"/>
       </w:pPr>
+      <w:r>
+        <w:rPr w:rFonts="맑은 고딕">
+          <w:rFonts w:ascii="맑은 고딕" w:hAnsi="맑은 고딕" w:eastAsia="맑은 고딕"/>
+          <w:b w:val="0"/>
+          <w:color w:val="6B7280"/>
+          <w:sz w:val="21"/>
+        </w:rPr>
+        <w:t xml:space="preserve">· </w:t>
+      </w:r>
+      <w:r>
+        <w:rPr w:rFonts="맑은 고딕">
+          <w:rFonts w:ascii="맑은 고딕" w:hAnsi="맑은 고딕" w:eastAsia="맑은 고딕"/>
+          <w:b/>
+          <w:color w:val="1F2937"/>
+          <w:sz w:val="21"/>
+        </w:rPr>
+        <w:t xml:space="preserve">발매 정보: </w:t>
+      </w:r>
       <w:r>
         <w:rPr w:rFonts="맑은 고딕">
           <w:rFonts w:ascii="맑은 고딕" w:hAnsi="맑은 고딕" w:eastAsia="맑은 고딕"/>
           <w:b w:val="0"/>
           <w:sz w:val="21"/>
         </w:rPr>
-        <w:t>&lt;Look Who's Talking! (The Remix)&gt;는 단순한 댄스 히트곡의 모음집을 넘어, 90년대 유로팝 프로덕션이 도달했던 화려한 정점을 증명하는 사운드 아카이브입니다. 45rpm LP라는 고음질 아날로그 매체를 통해 감상하는 이 음반은 그 시절 댄스 플로어를 뜨겁게 달구었던 열기와 아날로그 신디사이저 특유의 두툼하고 온기 어린 질감을 완벽하게 복원해 냅니다. 90년대 대중음악의 황금기를 추억하는 리스너는 물론, 피지컬 음반으로서의 소장 가치를 탐구하는 컬렉터 모두에게 품격 있는 만족감을 선사하는 명반입니다.</w:t>
+        <w:t>1994년 전설적인 셰이론 스튜디오(Cheiron Studios)의 진두지휘 아래 유럽 및 전 세계에 12인치 맥시 싱글(Maxi-Single) 형태로 공개되었으며, 클럽 DJ와 고음질 오디오파일을 겨냥해 45rpm 프레싱으로 정교하게 제작되었습니다.</w:t>
+      </w:r>
+    </w:p>
+    <w:p>
+      <w:pPr>
+        <w:spacing w:line="324" w:lineRule="auto" w:after="80"/>
+      </w:pPr>
+      <w:r>
+        <w:rPr w:rFonts="맑은 고딕">
+          <w:rFonts w:ascii="맑은 고딕" w:hAnsi="맑은 고딕" w:eastAsia="맑은 고딕"/>
+          <w:b w:val="0"/>
+          <w:color w:val="6B7280"/>
+          <w:sz w:val="21"/>
+        </w:rPr>
+        <w:t xml:space="preserve">· </w:t>
+      </w:r>
+      <w:r>
+        <w:rPr w:rFonts="맑은 고딕">
+          <w:rFonts w:ascii="맑은 고딕" w:hAnsi="맑은 고딕" w:eastAsia="맑은 고딕"/>
+          <w:b/>
+          <w:color w:val="1F2937"/>
+          <w:sz w:val="21"/>
+        </w:rPr>
+        <w:t xml:space="preserve">LP 인기도(판매량): </w:t>
+      </w:r>
+      <w:r>
+        <w:rPr w:rFonts="맑은 고딕">
+          <w:rFonts w:ascii="맑은 고딕" w:hAnsi="맑은 고딕" w:eastAsia="맑은 고딕"/>
+          <w:b w:val="0"/>
+          <w:sz w:val="21"/>
+        </w:rPr>
+        <w:t>발매 직후 모국인 스웨덴 차트 2위를 비롯하여 핀란드, 덴마크, 독일, 오스트리아, 스위스 등 전 유럽 차트 최상위권을 휩쓸었으며, 댄스 플로어뿐 아니라 라디오 에어플레이를 장악하며 글로벌 메가 히트를 기록했습니다.</w:t>
+      </w:r>
+    </w:p>
+    <w:p>
+      <w:pPr>
+        <w:spacing w:line="324" w:lineRule="auto" w:after="80"/>
+      </w:pPr>
+      <w:r>
+        <w:rPr w:rFonts="맑은 고딕">
+          <w:rFonts w:ascii="맑은 고딕" w:hAnsi="맑은 고딕" w:eastAsia="맑은 고딕"/>
+          <w:b w:val="0"/>
+          <w:color w:val="6B7280"/>
+          <w:sz w:val="21"/>
+        </w:rPr>
+        <w:t xml:space="preserve">· </w:t>
+      </w:r>
+      <w:r>
+        <w:rPr w:rFonts="맑은 고딕">
+          <w:rFonts w:ascii="맑은 고딕" w:hAnsi="맑은 고딕" w:eastAsia="맑은 고딕"/>
+          <w:b/>
+          <w:color w:val="1F2937"/>
+          <w:sz w:val="21"/>
+        </w:rPr>
+        <w:t xml:space="preserve">각종 수상경력: </w:t>
+      </w:r>
+      <w:r>
+        <w:rPr w:rFonts="맑은 고딕">
+          <w:rFonts w:ascii="맑은 고딕" w:hAnsi="맑은 고딕" w:eastAsia="맑은 고딕"/>
+          <w:b w:val="0"/>
+          <w:sz w:val="21"/>
+        </w:rPr>
+        <w:t>유럽 각국에서 골드 및 플래티넘 인증을 획득하였으며, 유로댄스 붐을 주도한 공로로 당대 유수의 유럽 댄스 뮤직 어워드 후보에 오르는 등 대중성과 음악성을 동시에 공인받았습니다.</w:t>
+      </w:r>
+    </w:p>
+    <w:p>
+      <w:pPr>
+        <w:spacing w:line="324" w:lineRule="auto" w:before="200" w:after="80"/>
+      </w:pPr>
+      <w:r>
+        <w:rPr w:rFonts="맑은 고딕">
+          <w:rFonts w:ascii="맑은 고딕" w:hAnsi="맑은 고딕" w:eastAsia="맑은 고딕"/>
+          <w:b/>
+          <w:color w:val="1E3A8A"/>
+          <w:sz w:val="24"/>
+        </w:rPr>
+        <w:t>2. 아티스트 정보</w:t>
+      </w:r>
+    </w:p>
+    <w:p>
+      <w:pPr>
+        <w:spacing w:line="324" w:lineRule="auto" w:after="80"/>
+      </w:pPr>
+      <w:r>
+        <w:rPr w:rFonts="맑은 고딕">
+          <w:rFonts w:ascii="맑은 고딕" w:hAnsi="맑은 고딕" w:eastAsia="맑은 고딕"/>
+          <w:b w:val="0"/>
+          <w:color w:val="6B7280"/>
+          <w:sz w:val="21"/>
+        </w:rPr>
+        <w:t xml:space="preserve">· </w:t>
+      </w:r>
+      <w:r>
+        <w:rPr w:rFonts="맑은 고딕">
+          <w:rFonts w:ascii="맑은 고딕" w:hAnsi="맑은 고딕" w:eastAsia="맑은 고딕"/>
+          <w:b/>
+          <w:color w:val="1F2937"/>
+          <w:sz w:val="21"/>
+        </w:rPr>
+        <w:t xml:space="preserve">국적: </w:t>
+      </w:r>
+      <w:r>
+        <w:rPr w:rFonts="맑은 고딕">
+          <w:rFonts w:ascii="맑은 고딕" w:hAnsi="맑은 고딕" w:eastAsia="맑은 고딕"/>
+          <w:b w:val="0"/>
+          <w:sz w:val="21"/>
+        </w:rPr>
+        <w:t>나이지리아 / 스웨덴</w:t>
+      </w:r>
+    </w:p>
+    <w:p>
+      <w:pPr>
+        <w:spacing w:line="324" w:lineRule="auto" w:after="80"/>
+      </w:pPr>
+      <w:r>
+        <w:rPr w:rFonts="맑은 고딕">
+          <w:rFonts w:ascii="맑은 고딕" w:hAnsi="맑은 고딕" w:eastAsia="맑은 고딕"/>
+          <w:b w:val="0"/>
+          <w:color w:val="6B7280"/>
+          <w:sz w:val="21"/>
+        </w:rPr>
+        <w:t xml:space="preserve">· </w:t>
+      </w:r>
+      <w:r>
+        <w:rPr w:rFonts="맑은 고딕">
+          <w:rFonts w:ascii="맑은 고딕" w:hAnsi="맑은 고딕" w:eastAsia="맑은 고딕"/>
+          <w:b/>
+          <w:color w:val="1F2937"/>
+          <w:sz w:val="21"/>
+        </w:rPr>
+        <w:t xml:space="preserve">생몰년도: </w:t>
+      </w:r>
+      <w:r>
+        <w:rPr w:rFonts="맑은 고딕">
+          <w:rFonts w:ascii="맑은 고딕" w:hAnsi="맑은 고딕" w:eastAsia="맑은 고딕"/>
+          <w:b w:val="0"/>
+          <w:sz w:val="21"/>
+        </w:rPr>
+        <w:t>1957년 8월 26일 ~ 현재</w:t>
+      </w:r>
+    </w:p>
+    <w:p>
+      <w:pPr>
+        <w:spacing w:line="324" w:lineRule="auto" w:after="80"/>
+      </w:pPr>
+      <w:r>
+        <w:rPr w:rFonts="맑은 고딕">
+          <w:rFonts w:ascii="맑은 고딕" w:hAnsi="맑은 고딕" w:eastAsia="맑은 고딕"/>
+          <w:b w:val="0"/>
+          <w:color w:val="6B7280"/>
+          <w:sz w:val="21"/>
+        </w:rPr>
+        <w:t xml:space="preserve">· </w:t>
+      </w:r>
+      <w:r>
+        <w:rPr w:rFonts="맑은 고딕">
+          <w:rFonts w:ascii="맑은 고딕" w:hAnsi="맑은 고딕" w:eastAsia="맑은 고딕"/>
+          <w:b/>
+          <w:color w:val="1F2937"/>
+          <w:sz w:val="21"/>
+        </w:rPr>
+        <w:t xml:space="preserve">그룹 소속: </w:t>
+      </w:r>
+      <w:r>
+        <w:rPr w:rFonts="맑은 고딕">
+          <w:rFonts w:ascii="맑은 고딕" w:hAnsi="맑은 고딕" w:eastAsia="맑은 고딕"/>
+          <w:b w:val="0"/>
+          <w:sz w:val="21"/>
+        </w:rPr>
+        <w:t>솔로 (보컬리스트 및 프로듀서)</w:t>
+      </w:r>
+    </w:p>
+    <w:p>
+      <w:pPr>
+        <w:spacing w:line="324" w:lineRule="auto" w:after="80"/>
+      </w:pPr>
+      <w:r>
+        <w:rPr w:rFonts="맑은 고딕">
+          <w:rFonts w:ascii="맑은 고딕" w:hAnsi="맑은 고딕" w:eastAsia="맑은 고딕"/>
+          <w:b w:val="0"/>
+          <w:color w:val="6B7280"/>
+          <w:sz w:val="21"/>
+        </w:rPr>
+        <w:t xml:space="preserve">· </w:t>
+      </w:r>
+      <w:r>
+        <w:rPr w:rFonts="맑은 고딕">
+          <w:rFonts w:ascii="맑은 고딕" w:hAnsi="맑은 고딕" w:eastAsia="맑은 고딕"/>
+          <w:b/>
+          <w:color w:val="1F2937"/>
+          <w:sz w:val="21"/>
+        </w:rPr>
+        <w:t xml:space="preserve">아티스트 소개: </w:t>
+      </w:r>
+      <w:r>
+        <w:rPr w:rFonts="맑은 고딕">
+          <w:rFonts w:ascii="맑은 고딕" w:hAnsi="맑은 고딕" w:eastAsia="맑은 고딕"/>
+          <w:b w:val="0"/>
+          <w:sz w:val="21"/>
+        </w:rPr>
+        <w:t>나이지리아에서 태어나 스웨덴 스톡홀름에서 치의학을 전공하던 중 DJ로 전향한 독보적인 이력의 뮤지션입니다. 아프리카 전통의 토속적인 챈트와 힙하우스, 레게 퓨전 사운드를 유로팝의 문맥 속에 완벽히 안착시키며 1990년대 스웨디시 팝의 전 세계적 부흥을 이끈 선구자로 평가받습니다.</w:t>
+      </w:r>
+    </w:p>
+    <w:p>
+      <w:pPr>
+        <w:spacing w:line="324" w:lineRule="auto" w:before="200" w:after="80"/>
+      </w:pPr>
+      <w:r>
+        <w:rPr w:rFonts="맑은 고딕">
+          <w:rFonts w:ascii="맑은 고딕" w:hAnsi="맑은 고딕" w:eastAsia="맑은 고딕"/>
+          <w:b/>
+          <w:color w:val="1E3A8A"/>
+          <w:sz w:val="24"/>
+        </w:rPr>
+        <w:t>3. 음반 상세 분석</w:t>
+      </w:r>
+    </w:p>
+    <w:p>
+      <w:pPr>
+        <w:spacing w:line="324" w:lineRule="auto" w:after="80"/>
+      </w:pPr>
+      <w:r>
+        <w:rPr w:rFonts="맑은 고딕">
+          <w:rFonts w:ascii="맑은 고딕" w:hAnsi="맑은 고딕" w:eastAsia="맑은 고딕"/>
+          <w:b w:val="0"/>
+          <w:color w:val="6B7280"/>
+          <w:sz w:val="21"/>
+        </w:rPr>
+        <w:t xml:space="preserve">· </w:t>
+      </w:r>
+      <w:r>
+        <w:rPr w:rFonts="맑은 고딕">
+          <w:rFonts w:ascii="맑은 고딕" w:hAnsi="맑은 고딕" w:eastAsia="맑은 고딕"/>
+          <w:b/>
+          <w:color w:val="1F2937"/>
+          <w:sz w:val="21"/>
+        </w:rPr>
+        <w:t xml:space="preserve">역사적 위치: </w:t>
+      </w:r>
+      <w:r>
+        <w:rPr w:rFonts="맑은 고딕">
+          <w:rFonts w:ascii="맑은 고딕" w:hAnsi="맑은 고딕" w:eastAsia="맑은 고딕"/>
+          <w:b w:val="0"/>
+          <w:sz w:val="21"/>
+        </w:rPr>
+        <w:t>1990년대 유로댄스가 단순한 유흥의 음악을 넘어 정교한 스튜디오 테크놀로지와 결합한 예술적 산물임을 입증한 역사적 기념비입니다. 데니즈 팝 사단 특유의 정교한 훅 메이킹과 닥터 알반의 묵직한 중저음 토스팅이 완벽한 균형을 이루며, 후대 팝과 일렉트로닉 댄스 뮤직 전반에 지대한 사운드적 유산을 남겼습니다.</w:t>
+      </w:r>
+    </w:p>
+    <w:p>
+      <w:pPr>
+        <w:spacing w:line="324" w:lineRule="auto" w:after="80"/>
+      </w:pPr>
+      <w:r>
+        <w:rPr w:rFonts="맑은 고딕">
+          <w:rFonts w:ascii="맑은 고딕" w:hAnsi="맑은 고딕" w:eastAsia="맑은 고딕"/>
+          <w:b w:val="0"/>
+          <w:color w:val="6B7280"/>
+          <w:sz w:val="21"/>
+        </w:rPr>
+        <w:t xml:space="preserve">· </w:t>
+      </w:r>
+      <w:r>
+        <w:rPr w:rFonts="맑은 고딕">
+          <w:rFonts w:ascii="맑은 고딕" w:hAnsi="맑은 고딕" w:eastAsia="맑은 고딕"/>
+          <w:b/>
+          <w:color w:val="1F2937"/>
+          <w:sz w:val="21"/>
+        </w:rPr>
+        <w:t xml:space="preserve">시대의 흔적(스토리텔링): </w:t>
+      </w:r>
+      <w:r>
+        <w:rPr w:rFonts="맑은 고딕">
+          <w:rFonts w:ascii="맑은 고딕" w:hAnsi="맑은 고딕" w:eastAsia="맑은 고딕"/>
+          <w:b w:val="0"/>
+          <w:sz w:val="21"/>
+        </w:rPr>
+        <w:t>베를린 장벽 붕괴 이후 유럽 대륙 전역으로 퍼져나가던 자유와 통합, 낙관주의의 공기가 고스란히 담겨 있습니다. 주말 밤 클럽과 거리의 카페마다 흘러나오던 이 음악의 맥박은 차별과 편견을 넘어 음악 하나로 연대하던 당대 청춘들의 순수하고도 뜨거웠던 젊은 날의 초상을 선명하게 투영합니다.</w:t>
+      </w:r>
+    </w:p>
+    <w:p>
+      <w:pPr>
+        <w:spacing w:line="324" w:lineRule="auto" w:before="200" w:after="80"/>
+      </w:pPr>
+      <w:r>
+        <w:rPr w:rFonts="맑은 고딕">
+          <w:rFonts w:ascii="맑은 고딕" w:hAnsi="맑은 고딕" w:eastAsia="맑은 고딕"/>
+          <w:b/>
+          <w:color w:val="1E3A8A"/>
+          <w:sz w:val="24"/>
+        </w:rPr>
+        <w:t>4. 주요 수록곡 및 감상 제언</w:t>
+      </w:r>
+    </w:p>
+    <w:p>
+      <w:pPr>
+        <w:spacing w:line="324" w:lineRule="auto" w:after="80"/>
+      </w:pPr>
+      <w:r>
+        <w:rPr w:rFonts="맑은 고딕">
+          <w:rFonts w:ascii="맑은 고딕" w:hAnsi="맑은 고딕" w:eastAsia="맑은 고딕"/>
+          <w:b w:val="0"/>
+          <w:color w:val="6B7280"/>
+          <w:sz w:val="21"/>
+        </w:rPr>
+        <w:t xml:space="preserve">· </w:t>
+      </w:r>
+      <w:r>
+        <w:rPr w:rFonts="맑은 고딕">
+          <w:rFonts w:ascii="맑은 고딕" w:hAnsi="맑은 고딕" w:eastAsia="맑은 고딕"/>
+          <w:b/>
+          <w:color w:val="1F2937"/>
+          <w:sz w:val="21"/>
+        </w:rPr>
+        <w:t xml:space="preserve">주요 수록곡 특징: </w:t>
+      </w:r>
+      <w:r>
+        <w:rPr w:rFonts="맑은 고딕">
+          <w:rFonts w:ascii="맑은 고딕" w:hAnsi="맑은 고딕" w:eastAsia="맑은 고딕"/>
+          <w:b w:val="0"/>
+          <w:sz w:val="21"/>
+        </w:rPr>
+        <w:t>표제작인 "Look Who's Talking! (The Remix)"는 귀를 단숨에 사로잡는 캐치한 신디사이저 리프와 닥터 알반 특유의 직설적이고 철학적인 랩, 그리고 매력적인 여성 코러스가 절묘하게 교차하며 댄서블하면서도 서정적인 긴장감을 자아냅니다. 다양한 리믹스 버전들은 템포와 공간계를 달리하며 클럽 지향적 에너지와 감각적인 텍스처를 입체적으로 들려줍니다.</w:t>
+      </w:r>
+    </w:p>
+    <w:p>
+      <w:pPr>
+        <w:spacing w:line="324" w:lineRule="auto" w:after="80"/>
+      </w:pPr>
+      <w:r>
+        <w:rPr w:rFonts="맑은 고딕">
+          <w:rFonts w:ascii="맑은 고딕" w:hAnsi="맑은 고딕" w:eastAsia="맑은 고딕"/>
+          <w:b w:val="0"/>
+          <w:color w:val="6B7280"/>
+          <w:sz w:val="21"/>
+        </w:rPr>
+        <w:t xml:space="preserve">· </w:t>
+      </w:r>
+      <w:r>
+        <w:rPr w:rFonts="맑은 고딕">
+          <w:rFonts w:ascii="맑은 고딕" w:hAnsi="맑은 고딕" w:eastAsia="맑은 고딕"/>
+          <w:b/>
+          <w:color w:val="1F2937"/>
+          <w:sz w:val="21"/>
+        </w:rPr>
+        <w:t xml:space="preserve">빈티지 감상 제언: </w:t>
+      </w:r>
+      <w:r>
+        <w:rPr w:rFonts="맑은 고딕">
+          <w:rFonts w:ascii="맑은 고딕" w:hAnsi="맑은 고딕" w:eastAsia="맑은 고딕"/>
+          <w:b w:val="0"/>
+          <w:sz w:val="21"/>
+        </w:rPr>
+        <w:t>45rpm 바이닐은 33rpm 음반에 비해 홈(Groove)의 진행 속도가 빨라 고역의 해상도와 저역의 펀치력이 압도적입니다. 진공관 앰프의 풍성한 배음과 탄탄한 서스펜션을 갖춘 턴테이블 카트리지를 통해 감상할 때, 디지털 음원에서는 결코 체감할 수 없는 묵직하고 따스한 킥 드럼의 공명과 신디사이저의 아날로그적 질감이 청음실 공간을 빈틈없이 채웁니다.</w:t>
+      </w:r>
+    </w:p>
+    <w:p>
+      <w:pPr>
+        <w:spacing w:line="324" w:lineRule="auto" w:after="80"/>
+      </w:pPr>
+      <w:r>
+        <w:rPr w:rFonts="맑은 고딕">
+          <w:rFonts w:ascii="맑은 고딕" w:hAnsi="맑은 고딕" w:eastAsia="맑은 고딕"/>
+          <w:b w:val="0"/>
+          <w:color w:val="6B7280"/>
+          <w:sz w:val="21"/>
+        </w:rPr>
+        <w:t xml:space="preserve">· </w:t>
+      </w:r>
+      <w:r>
+        <w:rPr w:rFonts="맑은 고딕">
+          <w:rFonts w:ascii="맑은 고딕" w:hAnsi="맑은 고딕" w:eastAsia="맑은 고딕"/>
+          <w:b/>
+          <w:color w:val="1F2937"/>
+          <w:sz w:val="21"/>
+        </w:rPr>
+        <w:t xml:space="preserve">소장 가치: </w:t>
+      </w:r>
+      <w:r>
+        <w:rPr w:rFonts="맑은 고딕">
+          <w:rFonts w:ascii="맑은 고딕" w:hAnsi="맑은 고딕" w:eastAsia="맑은 고딕"/>
+          <w:b w:val="0"/>
+          <w:sz w:val="21"/>
+        </w:rPr>
+        <w:t>유로댄스 전성기의 정점을 상징하는 희귀 45rpm 12인치 싱글로, 당시 클럽 문화의 정수와 최고 수준의 아날로그 마스터링 기술이 오롯이 보존되어 있어 90년대 팝 컬렉터와 아날로그 애호가 모두에게 각별한 소장 가치를 지닙니다.</w:t>
+      </w:r>
+    </w:p>
+    <w:p>
+      <w:pPr>
+        <w:spacing w:line="324" w:lineRule="auto" w:after="120" w:before="160"/>
+      </w:pPr>
+      <w:r>
+        <w:rPr w:rFonts="맑은 고딕">
+          <w:rFonts w:ascii="맑은 고딕" w:hAnsi="맑은 고딕" w:eastAsia="맑은 고딕"/>
+          <w:b/>
+          <w:color w:val="4338CA"/>
+          <w:sz w:val="21"/>
+        </w:rPr>
+        <w:t>이 음반을 통해 아날로그의 숨결로 되살아난 1990년대 댄스 플로어의 순수한 열정과 심장을 울리는 리듬이 전해주는 감동을 다시 한번 경험해 보시는 것은 어떨까요?</w:t>
       </w:r>
     </w:p>
     <w:sectPr>
       <w:pgSz w:w="12240" w:h="15840"/>
-      <w:pgMar w:top="1440" w:right="1440" w:bottom="1440" w:left="1440" w:header="720" w:footer="720" w:gutter="0"/>
+      <w:pgMar w:top="1152" w:right="1296" w:bottom="1152" w:left="1296" w:header="720" w:footer="720" w:gutter="0"/>
       <w:cols w:space="720"/>
       <w:docGrid w:linePitch="360"/>
     </w:sectPr>

--- a/word_reports/LP_0409_위치_475_Dr. Alban_Look Who's Talk.docx
+++ b/word_reports/LP_0409_위치_475_Dr. Alban_Look Who's Talk.docx
@@ -13,7 +13,7 @@
           <w:color w:val="1E3A8A"/>
           <w:sz w:val="30"/>
         </w:rPr>
-        <w:t>Dr. Alban (알반 박사) - Look Who's Talking! (The Remix) /45rpm</w:t>
+        <w:t>Dr. Alban (닥터 알반) - Hello Afrika</w:t>
       </w:r>
     </w:p>
     <w:p>
@@ -32,7 +32,7 @@
     </w:p>
     <w:p>
       <w:pPr>
-        <w:spacing w:line="324" w:lineRule="auto" w:before="80" w:after="160"/>
+        <w:spacing w:line="324" w:lineRule="auto" w:before="80" w:after="120"/>
       </w:pPr>
       <w:r>
         <w:rPr w:rFonts="맑은 고딕">
@@ -42,13 +42,6 @@
           <w:sz w:val="22"/>
         </w:rPr>
         <w:t xml:space="preserve">[음반 소개] </w:t>
-      </w:r>
-      <w:r>
-        <w:rPr w:rFonts="맑은 고딕">
-          <w:rFonts w:ascii="맑은 고딕" w:hAnsi="맑은 고딕" w:eastAsia="맑은 고딕"/>
-          <w:b w:val="0"/>
-          <w:sz w:val="21"/>
-        </w:rPr>
       </w:r>
     </w:p>
     <w:p>
@@ -61,7 +54,20 @@
           <w:b w:val="0"/>
           <w:sz w:val="21"/>
         </w:rPr>
-        <w:t>1990년대 초반 전 세계를 강타했던 유로댄스의 황금기 속에서 아프리카의 원초적인 리듬과 북유럽의 세련된 팝 감각을 하나로 융합해 낸 불멸의 명반입니다. 치과의사 출신이라는 독특한 이력을 지닌 닥터 알반이 명 프로듀서 데니즈 팝(Denniz Pop)과 조우하여 빚어낸 이 작품은, 시대의 국경을 넘어 댄스 플로어에 지적인 활력과 뜨거운 해방감을 동시에 선사했습니다. 특히 45rpm 바이닐 포맷 특유의 폭넓은 다이내믹 레인지와 깊이 있는 베이스는 아날로그 음향의 진정한 쾌감을 일깨우며 지금까지도 클래식 팝 애호가들에게 진한 전율을 남깁니다.</w:t>
+        <w:t>1990년 유럽 클럽과 대중음악계를 강타하며 유로댄스와 힙하우스, 아프로비트의 독창적인 결합을 알린 닥터 알반(Dr. Alban)의 기념비적인 데뷔 앨범입니다. 나이지리아 출신으로 스웨덴에서 치의학을 공부하던 이색적인 이력의 닥터 알반은 프로듀서 데니즈 팝(Denniz PoP)과 조우하며 아프리카 특유의 역동적인 리듬감에 현대적인 신디사이저 사운드를 접목한 혁신적인 음악을 선보였습니다.</w:t>
+      </w:r>
+    </w:p>
+    <w:p>
+      <w:pPr>
+        <w:spacing w:line="324" w:lineRule="auto" w:after="120"/>
+      </w:pPr>
+      <w:r>
+        <w:rPr w:rFonts="맑은 고딕">
+          <w:rFonts w:ascii="맑은 고딕" w:hAnsi="맑은 고딕" w:eastAsia="맑은 고딕"/>
+          <w:b w:val="0"/>
+          <w:sz w:val="21"/>
+        </w:rPr>
+        <w:t>본 작 『Hello Afrika』는 단순한 댄스 트랙 모음집을 넘어, 고국 아프리카에 대한 긍지와 디아스포라의 정체성을 에너제틱한 래핑과 중독성 강한 코러스로 승화시킨 수작입니다. 90년대 초반 유럽 댄스 팝의 새로운 지평을 열며 이후 유로댄스 붐의 기폭제가 된 역사적 앨범입니다.</w:t>
       </w:r>
     </w:p>
     <w:p>
@@ -106,7 +112,7 @@
           <w:b w:val="0"/>
           <w:sz w:val="21"/>
         </w:rPr>
-        <w:t>Look Who's Talking! (The Remix) /45rpm</w:t>
+        <w:t>Hello Afrika</w:t>
       </w:r>
     </w:p>
     <w:p>
@@ -137,7 +143,7 @@
           <w:b w:val="0"/>
           <w:sz w:val="21"/>
         </w:rPr>
-        <w:t>Dr. Alban (알반 박사)</w:t>
+        <w:t>Dr. Alban (닥터 알반)</w:t>
       </w:r>
     </w:p>
     <w:p>
@@ -168,7 +174,7 @@
           <w:b w:val="0"/>
           <w:sz w:val="21"/>
         </w:rPr>
-        <w:t>1994년 전설적인 셰이론 스튜디오(Cheiron Studios)의 진두지휘 아래 유럽 및 전 세계에 12인치 맥시 싱글(Maxi-Single) 형태로 공개되었으며, 클럽 DJ와 고음질 오디오파일을 겨냥해 45rpm 프레싱으로 정교하게 제작되었습니다.</w:t>
+        <w:t>1990년 SweMix 발매, 유럽 전역 및 아시아 차트를 강타한 기념비적 데뷔작</w:t>
       </w:r>
     </w:p>
     <w:p>
@@ -199,7 +205,7 @@
           <w:b w:val="0"/>
           <w:sz w:val="21"/>
         </w:rPr>
-        <w:t>발매 직후 모국인 스웨덴 차트 2위를 비롯하여 핀란드, 덴마크, 독일, 오스트리아, 스위스 등 전 유럽 차트 최상위권을 휩쓸었으며, 댄스 플로어뿐 아니라 라디오 에어플레이를 장악하며 글로벌 메가 히트를 기록했습니다.</w:t>
+        <w:t>유럽 다수 국가에서 골드 및 플래티넘을 기록하며 백만 장 이상의 글로벌 판매 달성</w:t>
       </w:r>
     </w:p>
     <w:p>
@@ -230,7 +236,7 @@
           <w:b w:val="0"/>
           <w:sz w:val="21"/>
         </w:rPr>
-        <w:t>유럽 각국에서 골드 및 플래티넘 인증을 획득하였으며, 유로댄스 붐을 주도한 공로로 당대 유수의 유럽 댄스 뮤직 어워드 후보에 오르는 등 대중성과 음악성을 동시에 공인받았습니다.</w:t>
+        <w:t>스웨디시 댄스 뮤직 어워드 수상 및 90년대 유로댄스 개척작으로 공인</w:t>
       </w:r>
     </w:p>
     <w:p>
@@ -306,7 +312,7 @@
           <w:b w:val="0"/>
           <w:sz w:val="21"/>
         </w:rPr>
-        <w:t>1957년 8월 26일 ~ 현재</w:t>
+        <w:t>1957년 출생</w:t>
       </w:r>
     </w:p>
     <w:p>
@@ -337,7 +343,7 @@
           <w:b w:val="0"/>
           <w:sz w:val="21"/>
         </w:rPr>
-        <w:t>솔로 (보컬리스트 및 프로듀서)</w:t>
+        <w:t>솔로</w:t>
       </w:r>
     </w:p>
     <w:p>
@@ -368,7 +374,7 @@
           <w:b w:val="0"/>
           <w:sz w:val="21"/>
         </w:rPr>
-        <w:t>나이지리아에서 태어나 스웨덴 스톡홀름에서 치의학을 전공하던 중 DJ로 전향한 독보적인 이력의 뮤지션입니다. 아프리카 전통의 토속적인 챈트와 힙하우스, 레게 퓨전 사운드를 유로팝의 문맥 속에 완벽히 안착시키며 1990년대 스웨디시 팝의 전 세계적 부흥을 이끈 선구자로 평가받습니다.</w:t>
+        <w:t>치과의사 출신 뮤지션으로 아프로 레게와 유로댄스를 결합해 세계적인 신드롬을 일으킨 아티스트입니다.</w:t>
       </w:r>
     </w:p>
     <w:p>
@@ -413,7 +419,7 @@
           <w:b w:val="0"/>
           <w:sz w:val="21"/>
         </w:rPr>
-        <w:t>1990년대 유로댄스가 단순한 유흥의 음악을 넘어 정교한 스튜디오 테크놀로지와 결합한 예술적 산물임을 입증한 역사적 기념비입니다. 데니즈 팝 사단 특유의 정교한 훅 메이킹과 닥터 알반의 묵직한 중저음 토스팅이 완벽한 균형을 이루며, 후대 팝과 일렉트로닉 댄스 뮤직 전반에 지대한 사운드적 유산을 남겼습니다.</w:t>
+        <w:t>유로댄스와 아프로비트를 대중음악 중심부로 끌어올린 선구적 완성도를 지닙니다.</w:t>
       </w:r>
     </w:p>
     <w:p>
@@ -444,7 +450,7 @@
           <w:b w:val="0"/>
           <w:sz w:val="21"/>
         </w:rPr>
-        <w:t>베를린 장벽 붕괴 이후 유럽 대륙 전역으로 퍼져나가던 자유와 통합, 낙관주의의 공기가 고스란히 담겨 있습니다. 주말 밤 클럽과 거리의 카페마다 흘러나오던 이 음악의 맥박은 차별과 편견을 넘어 음악 하나로 연대하던 당대 청춘들의 순수하고도 뜨거웠던 젊은 날의 초상을 선명하게 투영합니다.</w:t>
+        <w:t>90년대 초 전 세계 클럽 문화를 수놓았던 자유분방함과 활기찬 시대의 공기를 생생하게 증언합니다.</w:t>
       </w:r>
     </w:p>
     <w:p>
@@ -489,7 +495,7 @@
           <w:b w:val="0"/>
           <w:sz w:val="21"/>
         </w:rPr>
-        <w:t>표제작인 "Look Who's Talking! (The Remix)"는 귀를 단숨에 사로잡는 캐치한 신디사이저 리프와 닥터 알반 특유의 직설적이고 철학적인 랩, 그리고 매력적인 여성 코러스가 절묘하게 교차하며 댄서블하면서도 서정적인 긴장감을 자아냅니다. 다양한 리믹스 버전들은 템포와 공간계를 달리하며 클럽 지향적 에너지와 감각적인 텍스처를 입체적으로 들려줍니다.</w:t>
+        <w:t>타이틀곡 'Hello Afrika'와 'No Coke' 등 강렬한 드럼 비트와 메시지가 어우러진 명곡 수록</w:t>
       </w:r>
     </w:p>
     <w:p>
@@ -520,7 +526,7 @@
           <w:b w:val="0"/>
           <w:sz w:val="21"/>
         </w:rPr>
-        <w:t>45rpm 바이닐은 33rpm 음반에 비해 홈(Groove)의 진행 속도가 빨라 고역의 해상도와 저역의 펀치력이 압도적입니다. 진공관 앰프의 풍성한 배음과 탄탄한 서스펜션을 갖춘 턴테이블 카트리지를 통해 감상할 때, 디지털 음원에서는 결코 체감할 수 없는 묵직하고 따스한 킥 드럼의 공명과 신디사이저의 아날로그적 질감이 청음실 공간을 빈틈없이 채웁니다.</w:t>
+        <w:t>LP 그루브 깊은 곳에서 울려 퍼지는 둔중한 베이스 라인과 아날로그 퍼커션의 타격감이 진공관의 따스한 배음과 어우러져 한층 입체적입니다.</w:t>
       </w:r>
     </w:p>
     <w:p>
@@ -551,7 +557,7 @@
           <w:b w:val="0"/>
           <w:sz w:val="21"/>
         </w:rPr>
-        <w:t>유로댄스 전성기의 정점을 상징하는 희귀 45rpm 12인치 싱글로, 당시 클럽 문화의 정수와 최고 수준의 아날로그 마스터링 기술이 오롯이 보존되어 있어 90년대 팝 컬렉터와 아날로그 애호가 모두에게 각별한 소장 가치를 지닙니다.</w:t>
+        <w:t>90년대 초반 유로 댄스 음악사의 출발점을 간직한 귀중한 컬렉터스 아이템입니다.</w:t>
       </w:r>
     </w:p>
     <w:p>
@@ -565,7 +571,7 @@
           <w:color w:val="4338CA"/>
           <w:sz w:val="21"/>
         </w:rPr>
-        <w:t>이 음반을 통해 아날로그의 숨결로 되살아난 1990년대 댄스 플로어의 순수한 열정과 심장을 울리는 리듬이 전해주는 감동을 다시 한번 경험해 보시는 것은 어떨까요?</w:t>
+        <w:t>이 음반을 통해 아날로그 턴테이블이 전해주는 생동감 넘치는 비트의 감동을 다시 한번 경험해 보시는 것은 어떨까요?</w:t>
       </w:r>
     </w:p>
     <w:sectPr>
